--- a/PPTs/Lecture 5.3 Exercises.docx
+++ b/PPTs/Lecture 5.3 Exercises.docx
@@ -86,7 +86,7 @@
           </mc:Choice>
           <mc:Fallback>
             <w:pict>
-              <v:group w14:anchorId="749AFA65" id="Group 2" o:spid="_x0000_s1026" style="width:468pt;height:1pt;mso-position-horizontal-relative:char;mso-position-vertical-relative:line" coordsize="59436,127" o:gfxdata="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">
+              <v:group w14:anchorId="48924DA0" id="Group 2" o:spid="_x0000_s1026" style="width:468pt;height:1pt;mso-position-horizontal-relative:char;mso-position-vertical-relative:line" coordsize="59436,127" o:gfxdata="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">
                 <v:shape id="Graphic 3" o:spid="_x0000_s1027" style="position:absolute;top:63;width:59436;height:13;visibility:visible;mso-wrap-style:square;v-text-anchor:top" coordsize="5943600,1270" o:gfxdata="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" path="m,l5943600,e" filled="f" strokeweight="1pt">
                   <v:path arrowok="t"/>
                 </v:shape>
@@ -228,7 +228,7 @@
           </mc:Choice>
           <mc:Fallback>
             <w:pict>
-              <v:shape w14:anchorId="2F2B67C9" id="Graphic 4" o:spid="_x0000_s1026" style="position:absolute;margin-left:1in;margin-top:3.6pt;width:468pt;height:.1pt;z-index:-15728128;visibility:visible;mso-wrap-style:square;mso-wrap-distance-left:0;mso-wrap-distance-top:0;mso-wrap-distance-right:0;mso-wrap-distance-bottom:0;mso-position-horizontal:absolute;mso-position-horizontal-relative:page;mso-position-vertical:absolute;mso-position-vertical-relative:text;v-text-anchor:top" coordsize="5943600,1270" o:gfxdata="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" path="m,l5943600,e" filled="f" strokeweight="1pt">
+              <v:shape w14:anchorId="4B7A05BE" id="Graphic 4" o:spid="_x0000_s1026" style="position:absolute;margin-left:1in;margin-top:3.6pt;width:468pt;height:.1pt;z-index:-15728128;visibility:visible;mso-wrap-style:square;mso-wrap-distance-left:0;mso-wrap-distance-top:0;mso-wrap-distance-right:0;mso-wrap-distance-bottom:0;mso-position-horizontal:absolute;mso-position-horizontal-relative:page;mso-position-vertical:absolute;mso-position-vertical-relative:text;v-text-anchor:top" coordsize="5943600,1270" o:gfxdata="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" path="m,l5943600,e" filled="f" strokeweight="1pt">
                 <v:path arrowok="t"/>
                 <w10:wrap type="topAndBottom" anchorx="page"/>
               </v:shape>
@@ -10891,7 +10891,7 @@
   <w:docDefaults>
     <w:rPrDefault>
       <w:rPr>
-        <w:rFonts w:asciiTheme="minorHAnsi" w:eastAsiaTheme="minorHAnsi" w:hAnsiTheme="minorHAnsi" w:cstheme="minorBidi"/>
+        <w:rFonts w:asciiTheme="minorHAnsi" w:eastAsiaTheme="minorEastAsia" w:hAnsiTheme="minorHAnsi" w:cstheme="minorBidi"/>
         <w:sz w:val="22"/>
         <w:szCs w:val="22"/>
         <w:lang w:val="en-US" w:eastAsia="en-US" w:bidi="ar-SA"/>
